--- a/src/main/resources/com/example/museumcatalog/templates/efzk_consideration.docx
+++ b/src/main/resources/com/example/museumcatalog/templates/efzk_consideration.docx
@@ -293,11 +293,37 @@
       </w:r>
       <w:r>
         <w:rPr>
-          <w:rFonts w:ascii="Times New Roman" w:hAnsi="Times New Roman" w:cs="Times New Roman"/>
-          <w:sz w:val="28"/>
-          <w:szCs w:val="28"/>
-        </w:rPr>
-        <w:t>____________________, с одной стороны и</w:t>
+          <w:rFonts w:ascii="Times New Roman" w:eastAsia="Times New Roman" w:hAnsi="Times New Roman" w:cs="Times New Roman"/>
+          <w:sz w:val="28"/>
+          <w:szCs w:val="28"/>
+        </w:rPr>
+        <w:t>${</w:t>
+      </w:r>
+      <w:proofErr w:type="spellStart"/>
+      <w:r>
+        <w:rPr>
+          <w:rFonts w:ascii="Times New Roman" w:eastAsia="Times New Roman" w:hAnsi="Times New Roman" w:cs="Times New Roman"/>
+          <w:sz w:val="28"/>
+          <w:szCs w:val="28"/>
+        </w:rPr>
+        <w:t>keeper</w:t>
+      </w:r>
+      <w:proofErr w:type="spellEnd"/>
+      <w:r>
+        <w:rPr>
+          <w:rFonts w:ascii="Times New Roman" w:eastAsia="Times New Roman" w:hAnsi="Times New Roman" w:cs="Times New Roman"/>
+          <w:sz w:val="28"/>
+          <w:szCs w:val="28"/>
+        </w:rPr>
+        <w:t>}</w:t>
+      </w:r>
+      <w:r>
+        <w:rPr>
+          <w:rFonts w:ascii="Times New Roman" w:hAnsi="Times New Roman" w:cs="Times New Roman"/>
+          <w:sz w:val="28"/>
+          <w:szCs w:val="28"/>
+        </w:rPr>
+        <w:t>, с одной стороны и</w:t>
       </w:r>
       <w:r>
         <w:rPr>
@@ -1510,8 +1536,6 @@
         </w:rPr>
         <w:t xml:space="preserve"> </w:t>
       </w:r>
-      <w:bookmarkStart w:id="0" w:name="_GoBack"/>
-      <w:bookmarkEnd w:id="0"/>
       <w:r>
         <w:rPr>
           <w:rFonts w:ascii="Times New Roman" w:eastAsia="Calibri" w:hAnsi="Times New Roman" w:cs="Times New Roman"/>
@@ -1619,6 +1643,40 @@
         </w:rPr>
         <w:t>Сдал:</w:t>
       </w:r>
+      <w:r>
+        <w:rPr>
+          <w:rFonts w:ascii="Times New Roman" w:hAnsi="Times New Roman" w:cs="Times New Roman"/>
+          <w:sz w:val="28"/>
+          <w:szCs w:val="28"/>
+        </w:rPr>
+        <w:t xml:space="preserve"> </w:t>
+      </w:r>
+      <w:r>
+        <w:rPr>
+          <w:rFonts w:ascii="Times New Roman" w:eastAsia="Calibri" w:hAnsi="Times New Roman" w:cs="Times New Roman"/>
+          <w:sz w:val="28"/>
+          <w:szCs w:val="28"/>
+        </w:rPr>
+        <w:t>${</w:t>
+      </w:r>
+      <w:proofErr w:type="spellStart"/>
+      <w:r>
+        <w:rPr>
+          <w:rFonts w:ascii="Times New Roman" w:eastAsia="Calibri" w:hAnsi="Times New Roman" w:cs="Times New Roman"/>
+          <w:sz w:val="28"/>
+          <w:szCs w:val="28"/>
+        </w:rPr>
+        <w:t>owner</w:t>
+      </w:r>
+      <w:proofErr w:type="spellEnd"/>
+      <w:r>
+        <w:rPr>
+          <w:rFonts w:ascii="Times New Roman" w:eastAsia="Calibri" w:hAnsi="Times New Roman" w:cs="Times New Roman"/>
+          <w:sz w:val="28"/>
+          <w:szCs w:val="28"/>
+        </w:rPr>
+        <w:t>}</w:t>
+      </w:r>
     </w:p>
     <w:p>
       <w:pPr>
@@ -1640,6 +1698,40 @@
         </w:rPr>
         <w:t>Принял:</w:t>
       </w:r>
+      <w:r>
+        <w:rPr>
+          <w:rFonts w:ascii="Times New Roman" w:hAnsi="Times New Roman" w:cs="Times New Roman"/>
+          <w:sz w:val="28"/>
+          <w:szCs w:val="28"/>
+        </w:rPr>
+        <w:t xml:space="preserve"> </w:t>
+      </w:r>
+      <w:r>
+        <w:rPr>
+          <w:rFonts w:ascii="Times New Roman" w:eastAsia="Calibri" w:hAnsi="Times New Roman" w:cs="Times New Roman"/>
+          <w:sz w:val="28"/>
+          <w:szCs w:val="28"/>
+        </w:rPr>
+        <w:t>${</w:t>
+      </w:r>
+      <w:proofErr w:type="spellStart"/>
+      <w:r>
+        <w:rPr>
+          <w:rFonts w:ascii="Times New Roman" w:eastAsia="Calibri" w:hAnsi="Times New Roman" w:cs="Times New Roman"/>
+          <w:sz w:val="28"/>
+          <w:szCs w:val="28"/>
+        </w:rPr>
+        <w:t>acceptedBy</w:t>
+      </w:r>
+      <w:proofErr w:type="spellEnd"/>
+      <w:r>
+        <w:rPr>
+          <w:rFonts w:ascii="Times New Roman" w:eastAsia="Calibri" w:hAnsi="Times New Roman" w:cs="Times New Roman"/>
+          <w:sz w:val="28"/>
+          <w:szCs w:val="28"/>
+        </w:rPr>
+        <w:t>}</w:t>
+      </w:r>
     </w:p>
     <w:p>
       <w:pPr>
@@ -1651,7 +1743,6 @@
           <w:rFonts w:ascii="Times New Roman" w:hAnsi="Times New Roman" w:cs="Times New Roman"/>
           <w:sz w:val="28"/>
           <w:szCs w:val="28"/>
-          <w:lang w:val="en-US"/>
         </w:rPr>
       </w:pPr>
       <w:r>
@@ -1667,36 +1758,48 @@
           <w:rFonts w:ascii="Times New Roman" w:hAnsi="Times New Roman" w:cs="Times New Roman"/>
           <w:sz w:val="28"/>
           <w:szCs w:val="28"/>
-          <w:lang w:val="en-US"/>
         </w:rPr>
         <w:t xml:space="preserve"> </w:t>
       </w:r>
       <w:r>
         <w:rPr>
-          <w:rFonts w:ascii="Times New Roman" w:eastAsia="Times New Roman" w:hAnsi="Times New Roman" w:cs="Times New Roman"/>
+          <w:rFonts w:ascii="Times New Roman" w:eastAsia="Calibri" w:hAnsi="Times New Roman" w:cs="Times New Roman"/>
           <w:sz w:val="28"/>
           <w:szCs w:val="28"/>
         </w:rPr>
         <w:t>${</w:t>
       </w:r>
-      <w:proofErr w:type="spellStart"/>
-      <w:r>
-        <w:rPr>
-          <w:rFonts w:ascii="Times New Roman" w:eastAsia="Times New Roman" w:hAnsi="Times New Roman" w:cs="Times New Roman"/>
-          <w:sz w:val="28"/>
-          <w:szCs w:val="28"/>
-        </w:rPr>
-        <w:t>employees</w:t>
-      </w:r>
-      <w:proofErr w:type="spellEnd"/>
-      <w:r>
-        <w:rPr>
-          <w:rFonts w:ascii="Times New Roman" w:eastAsia="Times New Roman" w:hAnsi="Times New Roman" w:cs="Times New Roman"/>
+      <w:r>
+        <w:rPr>
+          <w:rFonts w:ascii="Times New Roman" w:eastAsia="Calibri" w:hAnsi="Times New Roman" w:cs="Times New Roman"/>
+          <w:sz w:val="28"/>
+          <w:szCs w:val="28"/>
+        </w:rPr>
+        <w:t>presentedBy</w:t>
+      </w:r>
+      <w:r>
+        <w:rPr>
+          <w:rFonts w:ascii="Times New Roman" w:eastAsia="Calibri" w:hAnsi="Times New Roman" w:cs="Times New Roman"/>
           <w:sz w:val="28"/>
           <w:szCs w:val="28"/>
         </w:rPr>
         <w:t>}</w:t>
       </w:r>
+      <w:bookmarkStart w:id="0" w:name="_GoBack"/>
+      <w:bookmarkEnd w:id="0"/>
+    </w:p>
+    <w:p>
+      <w:pPr>
+        <w:pStyle w:val="a3"/>
+        <w:spacing w:line="360" w:lineRule="auto"/>
+        <w:ind w:firstLine="709"/>
+        <w:jc w:val="both"/>
+        <w:rPr>
+          <w:rFonts w:ascii="Times New Roman" w:hAnsi="Times New Roman" w:cs="Times New Roman"/>
+          <w:sz w:val="28"/>
+          <w:szCs w:val="28"/>
+        </w:rPr>
+      </w:pPr>
     </w:p>
     <w:sectPr>
       <w:pgSz w:w="11906" w:h="16838"/>
@@ -2450,7 +2553,7 @@
 </file>
 
 <file path=customXml/itemProps1.xml><?xml version="1.0" encoding="utf-8"?>
-<ds:datastoreItem xmlns:ds="http://schemas.openxmlformats.org/officeDocument/2006/customXml" ds:itemID="{C305E865-132F-46C1-9371-33BD3E5F1ED9}">
+<ds:datastoreItem xmlns:ds="http://schemas.openxmlformats.org/officeDocument/2006/customXml" ds:itemID="{B76F7E63-8845-4FFB-8F3B-4E7AFBCE5A62}">
   <ds:schemaRefs>
     <ds:schemaRef ds:uri="http://schemas.openxmlformats.org/officeDocument/2006/bibliography"/>
   </ds:schemaRefs>
